--- a/docs/competition/FinReport上市公司财务报告分析项目计划书.docx
+++ b/docs/competition/FinReport上市公司财务报告分析项目计划书.docx
@@ -66,7 +66,7 @@
     </w:p>
     <w:p>
       <w:r>
-        <w:t>截至本计划书基线，项目已有桌面端、API、提取和分析流程、财务公式、SQLite 证据存储、Qdrant MCP 检索及本地 Unlimited-OCR 部署。当前验证集中于比亚迪 2025 年半年度报告的 7 个选定页，以及四份 2025 年报告的少量检索页。固定选页试验最终形成 3 项待校验候选、5 项证据不足，尚无测试复查记录；这说明流程能够保留校验缺口与证据边界，不代表完整报告已分析或赛题要求已全部验收。本计划书将后续工作拆为 WP0-WP10 工作包和 G0-G7 退出 Gate，优先完成全文、多发行人、测试复查、误差归因和演示环境复现评测。</w:t>
+        <w:t>截至本计划书基线，项目已有桌面端、API、提取和分析流程、财务公式、SQLite 证据存储、Qdrant MCP 检索及本地 Unlimited-OCR 部署。当前验证集中于比亚迪 2025 年半年度报告的 7 个选定页，以及四份 2025 年报告的少量检索页。固定选页试验最终形成 3 项待校验候选、5 项证据不足，尚无测试金标准评测记录；这说明流程能够保留校验缺口与证据边界，不代表完整报告已分析或赛题要求已全部验收。本计划书将后续工作拆为 WP0-WP10 工作包和 G0-G7 退出 Gate，优先完成全文、多发行人、测试金标准评估、误差归因和演示环境复现评测。</w:t>
       </w:r>
     </w:p>
     <w:p>
@@ -1639,7 +1639,7 @@
         <w:t>candidate</w:t>
       </w:r>
       <w:r>
-        <w:t>。OCR 表格需要完成行列与科目映射；测试复查仅用于评测自动校验的误放和误拒，不进入正式运行流程。校验状态与原文、页码、坐标或图像哈希绑定，材料变化后原校验结果失效。</w:t>
+        <w:t>。OCR 表格需要完成行列与科目映射；测试金标准评估仅用于评测自动校验的误放和误拒，不进入正式运行流程。校验状态与原文、页码、坐标或图像哈希绑定，材料变化后原校验结果失效。</w:t>
       </w:r>
     </w:p>
     <w:p>
@@ -3346,7 +3346,7 @@
               <w:rPr>
                 <w:sz w:val="18"/>
               </w:rPr>
-              <w:t>自动校验与测试复查</w:t>
+              <w:t>自动校验与测试金标准评估</w:t>
             </w:r>
           </w:p>
         </w:tc>
@@ -3458,7 +3458,7 @@
               <w:rPr>
                 <w:sz w:val="18"/>
               </w:rPr>
-              <w:t>；测试复查样本可评估误放/误拒</w:t>
+              <w:t>；测试金标准样本可评估误放/误拒</w:t>
             </w:r>
           </w:p>
         </w:tc>
@@ -4606,7 +4606,7 @@
               <w:rPr>
                 <w:sz w:val="18"/>
               </w:rPr>
-              <w:t>保留为候选并要求科目映射、自动校验与测试复查抽样，不升级为严格事实</w:t>
+              <w:t>保留为候选并要求科目映射、自动校验与测试金标准抽样评估，不升级为严格事实</w:t>
             </w:r>
           </w:p>
         </w:tc>
@@ -4956,7 +4956,7 @@
               <w:rPr>
                 <w:sz w:val="18"/>
               </w:rPr>
-              <w:t>自动校验误放/误拒缺少测试复查样本</w:t>
+              <w:t>自动校验误放/误拒缺少测试金标准样本</w:t>
             </w:r>
           </w:p>
         </w:tc>
@@ -5018,7 +5018,7 @@
               <w:rPr>
                 <w:sz w:val="18"/>
               </w:rPr>
-              <w:t>，测试阶段抽样复查并将误放/误拒回写规则；测试复查不进入正式运行流程</w:t>
+              <w:t>，按测试金标准抽样评估并将误放/误拒回写规则；测试金标准评估不进入正式运行流程</w:t>
             </w:r>
           </w:p>
         </w:tc>
@@ -5896,7 +5896,7 @@
               <w:rPr>
                 <w:sz w:val="18"/>
               </w:rPr>
-              <w:t>候选保留、期间演算及选页缺件提示；尚无测试复查记录</w:t>
+              <w:t>候选保留、期间演算及选页缺件提示；尚无测试金标准评测记录</w:t>
             </w:r>
           </w:p>
         </w:tc>
@@ -6334,7 +6334,7 @@
               <w:rPr>
                 <w:sz w:val="18"/>
               </w:rPr>
-              <w:t>自动校验与测试复查</w:t>
+              <w:t>自动校验与测试金标准评估</w:t>
             </w:r>
           </w:p>
         </w:tc>
@@ -6359,7 +6359,7 @@
               <w:rPr>
                 <w:sz w:val="18"/>
               </w:rPr>
-              <w:t>校验规则和状态模型已有设计，尚无测试复查记录</w:t>
+              <w:t>校验规则和状态模型已有设计，尚无测试金标准评测记录</w:t>
             </w:r>
           </w:p>
         </w:tc>
@@ -6384,7 +6384,7 @@
               <w:rPr>
                 <w:sz w:val="18"/>
               </w:rPr>
-              <w:t>在保留样本上抽样复查，登记误放、误拒、</w:t>
+              <w:t>按测试金标准抽样评估，登记误放、误拒、</w:t>
             </w:r>
             <w:r>
               <w:rPr>
@@ -6870,7 +6870,7 @@
               <w:rPr>
                 <w:sz w:val="18"/>
               </w:rPr>
-              <w:t>与逐页测试金标准和测试复查对照；原生 PDF 与 OCR 分层报告</w:t>
+              <w:t>与逐页测试金标准标注对照；原生 PDF 与 OCR 分层报告</w:t>
             </w:r>
           </w:p>
         </w:tc>
@@ -7220,7 +7220,7 @@
               <w:rPr>
                 <w:sz w:val="18"/>
               </w:rPr>
-              <w:t>自动校验与测试复查</w:t>
+              <w:t>自动校验与测试金标准评估</w:t>
             </w:r>
           </w:p>
         </w:tc>
@@ -7257,7 +7257,7 @@
               <w:rPr>
                 <w:sz w:val="18"/>
               </w:rPr>
-              <w:t xml:space="preserve"> 比例、误放率、误拒率、测试复查一致率和修正率</w:t>
+              <w:t xml:space="preserve"> 比例、误放率、误拒率、测试金标准一致率和规则修正率</w:t>
             </w:r>
           </w:p>
         </w:tc>
@@ -7282,7 +7282,7 @@
               <w:rPr>
                 <w:sz w:val="18"/>
               </w:rPr>
-              <w:t>在保留评测样本上抽样复查，仅评估规则，不作为正式运行准入</w:t>
+              <w:t>按测试金标准抽样评估，仅评估规则，不作为正式运行准入</w:t>
             </w:r>
           </w:p>
         </w:tc>
@@ -7684,7 +7684,7 @@
               <w:rPr>
                 <w:sz w:val="18"/>
               </w:rPr>
-              <w:t>自动校验与测试复查</w:t>
+              <w:t>自动校验与测试金标准评估</w:t>
             </w:r>
           </w:p>
         </w:tc>
@@ -7733,7 +7733,7 @@
               <w:rPr>
                 <w:sz w:val="18"/>
               </w:rPr>
-              <w:t xml:space="preserve"> 比例、误放率、误拒率和测试复查一致率</w:t>
+              <w:t xml:space="preserve"> 比例、误放率、误拒率和测试金标准一致率</w:t>
             </w:r>
           </w:p>
         </w:tc>
@@ -7758,7 +7758,7 @@
               <w:rPr>
                 <w:sz w:val="18"/>
               </w:rPr>
-              <w:t>校验规则覆盖、阈值、测试复查抽样及误放/误拒分类账；测试复查仅用于评测</w:t>
+              <w:t>校验规则覆盖、阈值、测试金标准抽样评估及误放/误拒分类账；测试金标准评估仅用于评测</w:t>
             </w:r>
           </w:p>
         </w:tc>
@@ -8712,7 +8712,7 @@
               <w:rPr>
                 <w:sz w:val="18"/>
               </w:rPr>
-              <w:t>校验日志、测试复查抽样、冻结输入/响应回放和误差分类账可追溯；评测阈值与样本量先登记</w:t>
+              <w:t>校验日志、测试金标准抽样评估、冻结输入/响应回放和误差分类账可追溯；评测阈值与样本量先登记</w:t>
             </w:r>
           </w:p>
         </w:tc>
@@ -9042,7 +9042,7 @@
               <w:rPr>
                 <w:sz w:val="18"/>
               </w:rPr>
-              <w:t>保留原页，执行自动校验、来源映射和测试复查抽样；分别统计金额与结构准确性；拒绝低置信或无法闭合表格</w:t>
+              <w:t>保留原页，执行自动校验、来源映射和测试金标准抽样评估；分别统计金额与结构准确性；拒绝低置信或无法闭合表格</w:t>
             </w:r>
           </w:p>
         </w:tc>
@@ -9374,7 +9374,7 @@
               <w:rPr>
                 <w:sz w:val="18"/>
               </w:rPr>
-              <w:t>；测试复查样本仅用于评测；误放/误拒结果用于回写校验规则</w:t>
+              <w:t>；测试金标准样本仅用于评测；误放/误拒结果用于回写校验规则</w:t>
             </w:r>
           </w:p>
         </w:tc>
@@ -9640,7 +9640,7 @@
     </w:p>
     <w:p>
       <w:r>
-        <w:t>FinReport 已有财报导入、候选提取、程序计算、证据检索和分项模型分析原型及有限页面实验。正式版以自动校验通过且来源可追溯作为严格计算准入，下一阶段按 G1-G7 推进，重点不是继续扩展演示页面，而是把自动校验、全文覆盖、多发行人评测、测试复查和演示环境复现做成可检查的 Gate 证据。所有准确性结论以分层评测结果为准；测试复查只用于评估规则，不属于正式运行准入。</w:t>
+        <w:t>FinReport 已有财报导入、候选提取、程序计算、证据检索和分项模型分析原型及有限页面实验。正式版以自动校验通过且来源可追溯作为严格计算准入，下一阶段按 G1-G7 推进，重点不是继续扩展演示页面，而是把自动校验、全文覆盖、多发行人评测、测试金标准评估和演示环境复现做成可检查的 Gate 证据。所有准确性结论以分层评测结果为准；测试金标准评估只用于评估规则，不属于正式运行准入。</w:t>
       </w:r>
     </w:p>
     <w:sectPr>
